--- a/deliverables/inland_transport_2026-10/example_T1_T2/docx/V1b_QASOP_0XX_A02.docx
+++ b/deliverables/inland_transport_2026-10/example_T1_T2/docx/V1b_QASOP_0XX_A02.docx
@@ -291,10 +291,188 @@
                 <w:rFonts w:ascii="Calibri" w:hAnsi="Calibri"/>
                 <w:b w:val="0"/>
                 <w:i w:val="0"/>
+                <w:color w:val="0B5CAD"/>
+                <w:sz w:val="20"/>
+              </w:rPr>
+              <w:t xml:space="preserve">[L01]</w:t>
+            </w:r>
+          </w:p>
+        </w:tc>
+      </w:tr>
+      <w:tr>
+        <w:tc>
+          <w:tcPr>
+            <w:shd w:val="clear" w:color="auto" w:fill="F2F2F2"/>
+            <w:vAlign w:val="center"/>
+            <w:tcW w:type="dxa" w:w="3175"/>
+          </w:tcPr>
+          <w:p>
+            <w:pPr>
+              <w:spacing w:before="20" w:after="20"/>
+              <w:jc w:val="center"/>
+            </w:pPr>
+            <w:r/>
+            <w:r>
+              <w:rPr>
+                <w:rFonts w:ascii="Calibri" w:hAnsi="Calibri"/>
+                <w:b/>
+                <w:i w:val="0"/>
+                <w:color w:val="2B547E"/>
+                <w:sz w:val="20"/>
+              </w:rPr>
+              <w:t>Место на испраќање</w:t>
+            </w:r>
+            <w:r>
+              <w:rPr>
+                <w:rFonts w:ascii="Calibri" w:hAnsi="Calibri"/>
+                <w:b w:val="0"/>
+                <w:i w:val="0"/>
+                <w:color w:val="2B547E"/>
+                <w:sz w:val="16"/>
+              </w:rPr>
+              <w:t xml:space="preserve"> | </w:t>
+            </w:r>
+            <w:r>
+              <w:rPr>
+                <w:rFonts w:ascii="Calibri" w:hAnsi="Calibri"/>
+                <w:b w:val="0"/>
+                <w:i w:val="0"/>
+                <w:color w:val="2B547E"/>
+                <w:sz w:val="16"/>
+              </w:rPr>
+              <w:t>Dispatch point</w:t>
+            </w:r>
+          </w:p>
+        </w:tc>
+        <w:tc>
+          <w:tcPr>
+            <w:vAlign w:val="center"/>
+            <w:tcW w:type="dxa" w:w="7291"/>
+          </w:tcPr>
+          <w:p>
+            <w:pPr>
+              <w:spacing w:before="20" w:after="20"/>
+              <w:jc w:val="center"/>
+            </w:pPr>
+            <w:r/>
+            <w:r>
+              <w:rPr>
+                <w:rFonts w:ascii="Calibri" w:hAnsi="Calibri"/>
+                <w:b w:val="0"/>
+                <w:i w:val="0"/>
+                <w:color w:val="0B5CAD"/>
+                <w:sz w:val="20"/>
+              </w:rPr>
+              <w:t xml:space="preserve">[Којлија 1043, Петровец</w:t>
+            </w:r>
+            <w:r>
+              <w:rPr>
+                <w:rFonts w:ascii="Calibri" w:hAnsi="Calibri"/>
+                <w:b w:val="0"/>
+                <w:i w:val="0"/>
+                <w:color w:val="0B5CAD"/>
+                <w:sz w:val="16"/>
+              </w:rPr>
+              <w:t xml:space="preserve"> | </w:t>
+            </w:r>
+            <w:r>
+              <w:rPr>
+                <w:rFonts w:ascii="Calibri" w:hAnsi="Calibri"/>
+                <w:b w:val="0"/>
+                <w:i/>
+                <w:color w:val="0B5CAD"/>
+                <w:sz w:val="16"/>
+              </w:rPr>
+              <w:t xml:space="preserve">Kojlija 1043, Petrovec]</w:t>
+            </w:r>
+          </w:p>
+        </w:tc>
+      </w:tr>
+      <w:tr>
+        <w:tc>
+          <w:tcPr>
+            <w:shd w:val="clear" w:color="auto" w:fill="F2F2F2"/>
+            <w:vAlign w:val="center"/>
+            <w:tcW w:type="dxa" w:w="3175"/>
+          </w:tcPr>
+          <w:p>
+            <w:pPr>
+              <w:spacing w:before="20" w:after="20"/>
+              <w:jc w:val="center"/>
+            </w:pPr>
+            <w:r/>
+            <w:r>
+              <w:rPr>
+                <w:rFonts w:ascii="Calibri" w:hAnsi="Calibri"/>
+                <w:b/>
+                <w:i w:val="0"/>
+                <w:color w:val="2B547E"/>
+                <w:sz w:val="20"/>
+              </w:rPr>
+              <w:t>Место на прием</w:t>
+            </w:r>
+            <w:r>
+              <w:rPr>
+                <w:rFonts w:ascii="Calibri" w:hAnsi="Calibri"/>
+                <w:b w:val="0"/>
+                <w:i w:val="0"/>
+                <w:color w:val="2B547E"/>
+                <w:sz w:val="16"/>
+              </w:rPr>
+              <w:t xml:space="preserve"> | </w:t>
+            </w:r>
+            <w:r>
+              <w:rPr>
+                <w:rFonts w:ascii="Calibri" w:hAnsi="Calibri"/>
+                <w:b w:val="0"/>
+                <w:i w:val="0"/>
+                <w:color w:val="2B547E"/>
+                <w:sz w:val="16"/>
+              </w:rPr>
+              <w:t>Receipt point</w:t>
+            </w:r>
+          </w:p>
+        </w:tc>
+        <w:tc>
+          <w:tcPr>
+            <w:vAlign w:val="center"/>
+            <w:tcW w:type="dxa" w:w="7291"/>
+          </w:tcPr>
+          <w:p>
+            <w:pPr>
+              <w:spacing w:before="20" w:after="20"/>
+              <w:jc w:val="center"/>
+            </w:pPr>
+            <w:r/>
+            <w:r>
+              <w:rPr>
+                <w:rFonts w:ascii="Calibri" w:hAnsi="Calibri"/>
+                <w:b w:val="0"/>
+                <w:i w:val="0"/>
+                <w:color w:val="7030A0"/>
+                <w:sz w:val="20"/>
+              </w:rPr>
+              <w:t xml:space="preserve">[Versa]</w:t>
+            </w:r>
+            <w:r>
+              <w:rPr>
+                <w:rFonts w:ascii="Calibri" w:hAnsi="Calibri"/>
+                <w:b w:val="0"/>
+                <w:i w:val="0"/>
                 <w:color w:val="000000"/>
                 <w:sz w:val="20"/>
               </w:rPr>
-              <w:t>L01</w:t>
+              <w:t xml:space="preserve"> · </w:t>
+            </w:r>
+            <w:r>
+              <w:rPr>
+                <w:rFonts w:ascii="Calibri" w:hAnsi="Calibri"/>
+                <w:b w:val="0"/>
+                <w:i w:val="0"/>
+                <w:color w:val="C55A11"/>
+                <w:sz w:val="20"/>
+              </w:rPr>
+              <w:t xml:space="preserve">[ ]</w:t>
             </w:r>
           </w:p>
         </w:tc>
@@ -320,7 +498,7 @@
                 <w:color w:val="2B547E"/>
                 <w:sz w:val="20"/>
               </w:rPr>
-              <w:t>Место на испраќање</w:t>
+              <w:t>Превозник / возило</w:t>
             </w:r>
             <w:r>
               <w:rPr>
@@ -340,7 +518,7 @@
                 <w:color w:val="2B547E"/>
                 <w:sz w:val="16"/>
               </w:rPr>
-              <w:t>Dispatch point</w:t>
+              <w:t>Carrier / vehicle</w:t>
             </w:r>
           </w:p>
         </w:tc>
@@ -360,20 +538,30 @@
                 <w:rFonts w:ascii="Calibri" w:hAnsi="Calibri"/>
                 <w:b w:val="0"/>
                 <w:i w:val="0"/>
-                <w:color w:val="000000"/>
+                <w:color w:val="7030A0"/>
                 <w:sz w:val="20"/>
               </w:rPr>
-              <w:t>Којлија 1043, Петровец</w:t>
-            </w:r>
-            <w:r>
-              <w:rPr>
-                <w:rFonts w:ascii="Calibri" w:hAnsi="Calibri"/>
-                <w:b w:val="0"/>
-                <w:i w:val="0"/>
-                <w:color w:val="000000"/>
+              <w:t xml:space="preserve">[Kuehne + Nagel (предвиден)</w:t>
+            </w:r>
+            <w:r>
+              <w:rPr>
+                <w:rFonts w:ascii="Calibri" w:hAnsi="Calibri"/>
+                <w:b w:val="0"/>
+                <w:i w:val="0"/>
+                <w:color w:val="7030A0"/>
                 <w:sz w:val="16"/>
               </w:rPr>
               <w:t xml:space="preserve"> | </w:t>
+            </w:r>
+            <w:r>
+              <w:rPr>
+                <w:rFonts w:ascii="Calibri" w:hAnsi="Calibri"/>
+                <w:b w:val="0"/>
+                <w:i/>
+                <w:color w:val="7030A0"/>
+                <w:sz w:val="16"/>
+              </w:rPr>
+              <w:t xml:space="preserve">Kuehne + Nagel (provisional)]</w:t>
             </w:r>
             <w:r>
               <w:rPr>
@@ -383,7 +571,17 @@
                 <w:color w:val="000000"/>
                 <w:sz w:val="16"/>
               </w:rPr>
-              <w:t>Kojlija 1043, Petrovec</w:t>
+              <w:t xml:space="preserve"> · </w:t>
+            </w:r>
+            <w:r>
+              <w:rPr>
+                <w:rFonts w:ascii="Calibri" w:hAnsi="Calibri"/>
+                <w:b w:val="0"/>
+                <w:i/>
+                <w:color w:val="C55A11"/>
+                <w:sz w:val="16"/>
+              </w:rPr>
+              <w:t xml:space="preserve">[ ]</w:t>
             </w:r>
           </w:p>
         </w:tc>
@@ -409,7 +607,7 @@
                 <w:color w:val="2B547E"/>
                 <w:sz w:val="20"/>
               </w:rPr>
-              <w:t>Место на прием</w:t>
+              <w:t>Контрола на температура</w:t>
             </w:r>
             <w:r>
               <w:rPr>
@@ -429,7 +627,7 @@
                 <w:color w:val="2B547E"/>
                 <w:sz w:val="16"/>
               </w:rPr>
-              <w:t>Receipt point</w:t>
+              <w:t>Temperature control</w:t>
             </w:r>
           </w:p>
         </w:tc>
@@ -452,7 +650,7 @@
                 <w:color w:val="000000"/>
                 <w:sz w:val="20"/>
               </w:rPr>
-              <w:t>Versa — [адреса — да се внесе</w:t>
+              <w:t>☐ Активна</w:t>
             </w:r>
             <w:r>
               <w:rPr>
@@ -472,7 +670,7 @@
                 <w:color w:val="000000"/>
                 <w:sz w:val="16"/>
               </w:rPr>
-              <w:t>address — to be entered]</w:t>
+              <w:t>Active   ☐ Пасивна | Passive</w:t>
             </w:r>
           </w:p>
         </w:tc>
@@ -498,7 +696,7 @@
                 <w:color w:val="2B547E"/>
                 <w:sz w:val="20"/>
               </w:rPr>
-              <w:t>Превозник / возило</w:t>
+              <w:t>Конфигурација на палети</w:t>
             </w:r>
             <w:r>
               <w:rPr>
@@ -518,7 +716,234 @@
                 <w:color w:val="2B547E"/>
                 <w:sz w:val="16"/>
               </w:rPr>
-              <w:t>Carrier / vehicle</w:t>
+              <w:t>Pallet configuration</w:t>
+            </w:r>
+          </w:p>
+        </w:tc>
+        <w:tc>
+          <w:tcPr>
+            <w:vAlign w:val="center"/>
+            <w:tcW w:type="dxa" w:w="7291"/>
+          </w:tcPr>
+          <w:p>
+            <w:pPr>
+              <w:spacing w:before="20" w:after="20"/>
+              <w:jc w:val="center"/>
+            </w:pPr>
+            <w:r/>
+            <w:r>
+              <w:rPr>
+                <w:rFonts w:ascii="Calibri" w:hAnsi="Calibri"/>
+                <w:b w:val="0"/>
+                <w:i w:val="0"/>
+                <w:color w:val="0B5CAD"/>
+                <w:sz w:val="20"/>
+              </w:rPr>
+              <w:t xml:space="preserve">[G 8 / M 4 картони × 10 кеси од 401,0 g</w:t>
+            </w:r>
+            <w:r>
+              <w:rPr>
+                <w:rFonts w:ascii="Calibri" w:hAnsi="Calibri"/>
+                <w:b w:val="0"/>
+                <w:i w:val="0"/>
+                <w:color w:val="0B5CAD"/>
+                <w:sz w:val="16"/>
+              </w:rPr>
+              <w:t xml:space="preserve"> | </w:t>
+            </w:r>
+            <w:r>
+              <w:rPr>
+                <w:rFonts w:ascii="Calibri" w:hAnsi="Calibri"/>
+                <w:b w:val="0"/>
+                <w:i/>
+                <w:color w:val="0B5CAD"/>
+                <w:sz w:val="16"/>
+              </w:rPr>
+              <w:t xml:space="preserve">L 8 / S 4 cartons × 10 bags of 401.0 g]</w:t>
+            </w:r>
+          </w:p>
+        </w:tc>
+      </w:tr>
+      <w:tr>
+        <w:tc>
+          <w:tcPr>
+            <w:shd w:val="clear" w:color="auto" w:fill="F2F2F2"/>
+            <w:vAlign w:val="center"/>
+            <w:tcW w:type="dxa" w:w="3175"/>
+          </w:tcPr>
+          <w:p>
+            <w:pPr>
+              <w:spacing w:before="20" w:after="20"/>
+              <w:jc w:val="center"/>
+            </w:pPr>
+            <w:r/>
+            <w:r>
+              <w:rPr>
+                <w:rFonts w:ascii="Calibri" w:hAnsi="Calibri"/>
+                <w:b/>
+                <w:i w:val="0"/>
+                <w:color w:val="2B547E"/>
+                <w:sz w:val="20"/>
+              </w:rPr>
+              <w:t>Опсег</w:t>
+            </w:r>
+            <w:r>
+              <w:rPr>
+                <w:rFonts w:ascii="Calibri" w:hAnsi="Calibri"/>
+                <w:b w:val="0"/>
+                <w:i w:val="0"/>
+                <w:color w:val="2B547E"/>
+                <w:sz w:val="16"/>
+              </w:rPr>
+              <w:t xml:space="preserve"> | </w:t>
+            </w:r>
+            <w:r>
+              <w:rPr>
+                <w:rFonts w:ascii="Calibri" w:hAnsi="Calibri"/>
+                <w:b w:val="0"/>
+                <w:i w:val="0"/>
+                <w:color w:val="2B547E"/>
+                <w:sz w:val="16"/>
+              </w:rPr>
+              <w:t>Range</w:t>
+            </w:r>
+          </w:p>
+        </w:tc>
+        <w:tc>
+          <w:tcPr>
+            <w:vAlign w:val="center"/>
+            <w:tcW w:type="dxa" w:w="7291"/>
+          </w:tcPr>
+          <w:p>
+            <w:pPr>
+              <w:spacing w:before="20" w:after="20"/>
+              <w:jc w:val="center"/>
+            </w:pPr>
+            <w:r/>
+            <w:r>
+              <w:rPr>
+                <w:rFonts w:ascii="Calibri" w:hAnsi="Calibri"/>
+                <w:b w:val="0"/>
+                <w:i w:val="0"/>
+                <w:color w:val="0B5CAD"/>
+                <w:sz w:val="20"/>
+              </w:rPr>
+              <w:t xml:space="preserve">[15–25 °C, RH ≤ 60 %]</w:t>
+            </w:r>
+          </w:p>
+        </w:tc>
+      </w:tr>
+      <w:tr>
+        <w:tc>
+          <w:tcPr>
+            <w:shd w:val="clear" w:color="auto" w:fill="F2F2F2"/>
+            <w:vAlign w:val="center"/>
+            <w:tcW w:type="dxa" w:w="3175"/>
+          </w:tcPr>
+          <w:p>
+            <w:pPr>
+              <w:spacing w:before="20" w:after="20"/>
+              <w:jc w:val="center"/>
+            </w:pPr>
+            <w:r/>
+            <w:r>
+              <w:rPr>
+                <w:rFonts w:ascii="Calibri" w:hAnsi="Calibri"/>
+                <w:b/>
+                <w:i w:val="0"/>
+                <w:color w:val="2B547E"/>
+                <w:sz w:val="20"/>
+              </w:rPr>
+              <w:t>План за валидација</w:t>
+            </w:r>
+            <w:r>
+              <w:rPr>
+                <w:rFonts w:ascii="Calibri" w:hAnsi="Calibri"/>
+                <w:b w:val="0"/>
+                <w:i w:val="0"/>
+                <w:color w:val="2B547E"/>
+                <w:sz w:val="16"/>
+              </w:rPr>
+              <w:t xml:space="preserve"> | </w:t>
+            </w:r>
+            <w:r>
+              <w:rPr>
+                <w:rFonts w:ascii="Calibri" w:hAnsi="Calibri"/>
+                <w:b w:val="0"/>
+                <w:i w:val="0"/>
+                <w:color w:val="2B547E"/>
+                <w:sz w:val="16"/>
+              </w:rPr>
+              <w:t>Validation plan</w:t>
+            </w:r>
+          </w:p>
+        </w:tc>
+        <w:tc>
+          <w:tcPr>
+            <w:vAlign w:val="center"/>
+            <w:tcW w:type="dxa" w:w="7291"/>
+          </w:tcPr>
+          <w:p>
+            <w:pPr>
+              <w:spacing w:before="20" w:after="20"/>
+              <w:jc w:val="center"/>
+            </w:pPr>
+            <w:r/>
+            <w:r>
+              <w:rPr>
+                <w:rFonts w:ascii="Calibri" w:hAnsi="Calibri"/>
+                <w:b w:val="0"/>
+                <w:i w:val="0"/>
+                <w:color w:val="0B5CAD"/>
+                <w:sz w:val="20"/>
+              </w:rPr>
+              <w:t xml:space="preserve">[QASOP_0XX_A01 — TVP-L01-26]</w:t>
+            </w:r>
+          </w:p>
+        </w:tc>
+      </w:tr>
+      <w:tr>
+        <w:tc>
+          <w:tcPr>
+            <w:shd w:val="clear" w:color="auto" w:fill="F2F2F2"/>
+            <w:vAlign w:val="center"/>
+            <w:tcW w:type="dxa" w:w="3175"/>
+          </w:tcPr>
+          <w:p>
+            <w:pPr>
+              <w:spacing w:before="20" w:after="20"/>
+              <w:jc w:val="center"/>
+            </w:pPr>
+            <w:r/>
+            <w:r>
+              <w:rPr>
+                <w:rFonts w:ascii="Calibri" w:hAnsi="Calibri"/>
+                <w:b/>
+                <w:i w:val="0"/>
+                <w:color w:val="2B547E"/>
+                <w:sz w:val="20"/>
+              </w:rPr>
+              <w:t>Поврзана СОП</w:t>
+            </w:r>
+            <w:r>
+              <w:rPr>
+                <w:rFonts w:ascii="Calibri" w:hAnsi="Calibri"/>
+                <w:b w:val="0"/>
+                <w:i w:val="0"/>
+                <w:color w:val="2B547E"/>
+                <w:sz w:val="16"/>
+              </w:rPr>
+              <w:t xml:space="preserve"> | </w:t>
+            </w:r>
+            <w:r>
+              <w:rPr>
+                <w:rFonts w:ascii="Calibri" w:hAnsi="Calibri"/>
+                <w:b w:val="0"/>
+                <w:i w:val="0"/>
+                <w:color w:val="2B547E"/>
+                <w:sz w:val="16"/>
+              </w:rPr>
+              <w:t>Governing SOP</w:t>
             </w:r>
           </w:p>
         </w:tc>
@@ -541,27 +966,7 @@
                 <w:color w:val="000000"/>
                 <w:sz w:val="20"/>
               </w:rPr>
-              <w:t>Kuehne + Nagel (предвиден</w:t>
-            </w:r>
-            <w:r>
-              <w:rPr>
-                <w:rFonts w:ascii="Calibri" w:hAnsi="Calibri"/>
-                <w:b w:val="0"/>
-                <w:i w:val="0"/>
-                <w:color w:val="000000"/>
-                <w:sz w:val="16"/>
-              </w:rPr>
-              <w:t xml:space="preserve"> | </w:t>
-            </w:r>
-            <w:r>
-              <w:rPr>
-                <w:rFonts w:ascii="Calibri" w:hAnsi="Calibri"/>
-                <w:b w:val="0"/>
-                <w:i/>
-                <w:color w:val="000000"/>
-                <w:sz w:val="16"/>
-              </w:rPr>
-              <w:t>provisional) / ______</w:t>
+              <w:t>QASOP_0XX; WHSOP_003</w:t>
             </w:r>
           </w:p>
         </w:tc>
@@ -587,7 +992,7 @@
                 <w:color w:val="2B547E"/>
                 <w:sz w:val="20"/>
               </w:rPr>
-              <w:t>Контрола на температура</w:t>
+              <w:t>Број на протокол</w:t>
             </w:r>
             <w:r>
               <w:rPr>
@@ -607,7 +1012,7 @@
                 <w:color w:val="2B547E"/>
                 <w:sz w:val="16"/>
               </w:rPr>
-              <w:t>Temperature control</w:t>
+              <w:t>Protocol No.</w:t>
             </w:r>
           </w:p>
         </w:tc>
@@ -627,395 +1032,10 @@
                 <w:rFonts w:ascii="Calibri" w:hAnsi="Calibri"/>
                 <w:b w:val="0"/>
                 <w:i w:val="0"/>
-                <w:color w:val="000000"/>
+                <w:color w:val="0B5CAD"/>
                 <w:sz w:val="20"/>
               </w:rPr>
-              <w:t>☐ Активна</w:t>
-            </w:r>
-            <w:r>
-              <w:rPr>
-                <w:rFonts w:ascii="Calibri" w:hAnsi="Calibri"/>
-                <w:b w:val="0"/>
-                <w:i w:val="0"/>
-                <w:color w:val="000000"/>
-                <w:sz w:val="16"/>
-              </w:rPr>
-              <w:t xml:space="preserve"> | </w:t>
-            </w:r>
-            <w:r>
-              <w:rPr>
-                <w:rFonts w:ascii="Calibri" w:hAnsi="Calibri"/>
-                <w:b w:val="0"/>
-                <w:i/>
-                <w:color w:val="000000"/>
-                <w:sz w:val="16"/>
-              </w:rPr>
-              <w:t>Active   ☐ Пасивна | Passive</w:t>
-            </w:r>
-          </w:p>
-        </w:tc>
-      </w:tr>
-      <w:tr>
-        <w:tc>
-          <w:tcPr>
-            <w:shd w:val="clear" w:color="auto" w:fill="F2F2F2"/>
-            <w:vAlign w:val="center"/>
-            <w:tcW w:type="dxa" w:w="3175"/>
-          </w:tcPr>
-          <w:p>
-            <w:pPr>
-              <w:spacing w:before="20" w:after="20"/>
-              <w:jc w:val="center"/>
-            </w:pPr>
-            <w:r/>
-            <w:r>
-              <w:rPr>
-                <w:rFonts w:ascii="Calibri" w:hAnsi="Calibri"/>
-                <w:b/>
-                <w:i w:val="0"/>
-                <w:color w:val="2B547E"/>
-                <w:sz w:val="20"/>
-              </w:rPr>
-              <w:t>Конфигурација на палети</w:t>
-            </w:r>
-            <w:r>
-              <w:rPr>
-                <w:rFonts w:ascii="Calibri" w:hAnsi="Calibri"/>
-                <w:b w:val="0"/>
-                <w:i w:val="0"/>
-                <w:color w:val="2B547E"/>
-                <w:sz w:val="16"/>
-              </w:rPr>
-              <w:t xml:space="preserve"> | </w:t>
-            </w:r>
-            <w:r>
-              <w:rPr>
-                <w:rFonts w:ascii="Calibri" w:hAnsi="Calibri"/>
-                <w:b w:val="0"/>
-                <w:i w:val="0"/>
-                <w:color w:val="2B547E"/>
-                <w:sz w:val="16"/>
-              </w:rPr>
-              <w:t>Pallet configuration</w:t>
-            </w:r>
-          </w:p>
-        </w:tc>
-        <w:tc>
-          <w:tcPr>
-            <w:vAlign w:val="center"/>
-            <w:tcW w:type="dxa" w:w="7291"/>
-          </w:tcPr>
-          <w:p>
-            <w:pPr>
-              <w:spacing w:before="20" w:after="20"/>
-              <w:jc w:val="center"/>
-            </w:pPr>
-            <w:r/>
-            <w:r>
-              <w:rPr>
-                <w:rFonts w:ascii="Calibri" w:hAnsi="Calibri"/>
-                <w:b w:val="0"/>
-                <w:i w:val="0"/>
-                <w:color w:val="000000"/>
-                <w:sz w:val="20"/>
-              </w:rPr>
-              <w:t>G 8 / M 4 картони × 10 кеси</w:t>
-            </w:r>
-            <w:r>
-              <w:rPr>
-                <w:rFonts w:ascii="Calibri" w:hAnsi="Calibri"/>
-                <w:b w:val="0"/>
-                <w:i w:val="0"/>
-                <w:color w:val="000000"/>
-                <w:sz w:val="16"/>
-              </w:rPr>
-              <w:t xml:space="preserve"> | </w:t>
-            </w:r>
-            <w:r>
-              <w:rPr>
-                <w:rFonts w:ascii="Calibri" w:hAnsi="Calibri"/>
-                <w:b w:val="0"/>
-                <w:i/>
-                <w:color w:val="000000"/>
-                <w:sz w:val="16"/>
-              </w:rPr>
-              <w:t>L 8 / S 4 cartons × 10 bags</w:t>
-            </w:r>
-          </w:p>
-        </w:tc>
-      </w:tr>
-      <w:tr>
-        <w:tc>
-          <w:tcPr>
-            <w:shd w:val="clear" w:color="auto" w:fill="F2F2F2"/>
-            <w:vAlign w:val="center"/>
-            <w:tcW w:type="dxa" w:w="3175"/>
-          </w:tcPr>
-          <w:p>
-            <w:pPr>
-              <w:spacing w:before="20" w:after="20"/>
-              <w:jc w:val="center"/>
-            </w:pPr>
-            <w:r/>
-            <w:r>
-              <w:rPr>
-                <w:rFonts w:ascii="Calibri" w:hAnsi="Calibri"/>
-                <w:b/>
-                <w:i w:val="0"/>
-                <w:color w:val="2B547E"/>
-                <w:sz w:val="20"/>
-              </w:rPr>
-              <w:t>Опсег</w:t>
-            </w:r>
-            <w:r>
-              <w:rPr>
-                <w:rFonts w:ascii="Calibri" w:hAnsi="Calibri"/>
-                <w:b w:val="0"/>
-                <w:i w:val="0"/>
-                <w:color w:val="2B547E"/>
-                <w:sz w:val="16"/>
-              </w:rPr>
-              <w:t xml:space="preserve"> | </w:t>
-            </w:r>
-            <w:r>
-              <w:rPr>
-                <w:rFonts w:ascii="Calibri" w:hAnsi="Calibri"/>
-                <w:b w:val="0"/>
-                <w:i w:val="0"/>
-                <w:color w:val="2B547E"/>
-                <w:sz w:val="16"/>
-              </w:rPr>
-              <w:t>Range</w:t>
-            </w:r>
-          </w:p>
-        </w:tc>
-        <w:tc>
-          <w:tcPr>
-            <w:vAlign w:val="center"/>
-            <w:tcW w:type="dxa" w:w="7291"/>
-          </w:tcPr>
-          <w:p>
-            <w:pPr>
-              <w:spacing w:before="20" w:after="20"/>
-              <w:jc w:val="center"/>
-            </w:pPr>
-            <w:r/>
-            <w:r>
-              <w:rPr>
-                <w:rFonts w:ascii="Calibri" w:hAnsi="Calibri"/>
-                <w:b w:val="0"/>
-                <w:i w:val="0"/>
-                <w:color w:val="000000"/>
-                <w:sz w:val="20"/>
-              </w:rPr>
-              <w:t>15–25 °C, RH ≤ 60 %</w:t>
-            </w:r>
-          </w:p>
-        </w:tc>
-      </w:tr>
-      <w:tr>
-        <w:tc>
-          <w:tcPr>
-            <w:shd w:val="clear" w:color="auto" w:fill="F2F2F2"/>
-            <w:vAlign w:val="center"/>
-            <w:tcW w:type="dxa" w:w="3175"/>
-          </w:tcPr>
-          <w:p>
-            <w:pPr>
-              <w:spacing w:before="20" w:after="20"/>
-              <w:jc w:val="center"/>
-            </w:pPr>
-            <w:r/>
-            <w:r>
-              <w:rPr>
-                <w:rFonts w:ascii="Calibri" w:hAnsi="Calibri"/>
-                <w:b/>
-                <w:i w:val="0"/>
-                <w:color w:val="2B547E"/>
-                <w:sz w:val="20"/>
-              </w:rPr>
-              <w:t>План за валидација</w:t>
-            </w:r>
-            <w:r>
-              <w:rPr>
-                <w:rFonts w:ascii="Calibri" w:hAnsi="Calibri"/>
-                <w:b w:val="0"/>
-                <w:i w:val="0"/>
-                <w:color w:val="2B547E"/>
-                <w:sz w:val="16"/>
-              </w:rPr>
-              <w:t xml:space="preserve"> | </w:t>
-            </w:r>
-            <w:r>
-              <w:rPr>
-                <w:rFonts w:ascii="Calibri" w:hAnsi="Calibri"/>
-                <w:b w:val="0"/>
-                <w:i w:val="0"/>
-                <w:color w:val="2B547E"/>
-                <w:sz w:val="16"/>
-              </w:rPr>
-              <w:t>Validation plan</w:t>
-            </w:r>
-          </w:p>
-        </w:tc>
-        <w:tc>
-          <w:tcPr>
-            <w:vAlign w:val="center"/>
-            <w:tcW w:type="dxa" w:w="7291"/>
-          </w:tcPr>
-          <w:p>
-            <w:pPr>
-              <w:spacing w:before="20" w:after="20"/>
-              <w:jc w:val="center"/>
-            </w:pPr>
-            <w:r/>
-            <w:r>
-              <w:rPr>
-                <w:rFonts w:ascii="Calibri" w:hAnsi="Calibri"/>
-                <w:b w:val="0"/>
-                <w:i w:val="0"/>
-                <w:color w:val="000000"/>
-                <w:sz w:val="20"/>
-              </w:rPr>
-              <w:t>QASOP_0XX_A01 — TVP-L01-26</w:t>
-            </w:r>
-          </w:p>
-        </w:tc>
-      </w:tr>
-      <w:tr>
-        <w:tc>
-          <w:tcPr>
-            <w:shd w:val="clear" w:color="auto" w:fill="F2F2F2"/>
-            <w:vAlign w:val="center"/>
-            <w:tcW w:type="dxa" w:w="3175"/>
-          </w:tcPr>
-          <w:p>
-            <w:pPr>
-              <w:spacing w:before="20" w:after="20"/>
-              <w:jc w:val="center"/>
-            </w:pPr>
-            <w:r/>
-            <w:r>
-              <w:rPr>
-                <w:rFonts w:ascii="Calibri" w:hAnsi="Calibri"/>
-                <w:b/>
-                <w:i w:val="0"/>
-                <w:color w:val="2B547E"/>
-                <w:sz w:val="20"/>
-              </w:rPr>
-              <w:t>Поврзана СОП</w:t>
-            </w:r>
-            <w:r>
-              <w:rPr>
-                <w:rFonts w:ascii="Calibri" w:hAnsi="Calibri"/>
-                <w:b w:val="0"/>
-                <w:i w:val="0"/>
-                <w:color w:val="2B547E"/>
-                <w:sz w:val="16"/>
-              </w:rPr>
-              <w:t xml:space="preserve"> | </w:t>
-            </w:r>
-            <w:r>
-              <w:rPr>
-                <w:rFonts w:ascii="Calibri" w:hAnsi="Calibri"/>
-                <w:b w:val="0"/>
-                <w:i w:val="0"/>
-                <w:color w:val="2B547E"/>
-                <w:sz w:val="16"/>
-              </w:rPr>
-              <w:t>Governing SOP</w:t>
-            </w:r>
-          </w:p>
-        </w:tc>
-        <w:tc>
-          <w:tcPr>
-            <w:vAlign w:val="center"/>
-            <w:tcW w:type="dxa" w:w="7291"/>
-          </w:tcPr>
-          <w:p>
-            <w:pPr>
-              <w:spacing w:before="20" w:after="20"/>
-              <w:jc w:val="center"/>
-            </w:pPr>
-            <w:r/>
-            <w:r>
-              <w:rPr>
-                <w:rFonts w:ascii="Calibri" w:hAnsi="Calibri"/>
-                <w:b w:val="0"/>
-                <w:i w:val="0"/>
-                <w:color w:val="000000"/>
-                <w:sz w:val="20"/>
-              </w:rPr>
-              <w:t>QASOP_0XX; WHSOP_003</w:t>
-            </w:r>
-          </w:p>
-        </w:tc>
-      </w:tr>
-      <w:tr>
-        <w:tc>
-          <w:tcPr>
-            <w:shd w:val="clear" w:color="auto" w:fill="F2F2F2"/>
-            <w:vAlign w:val="center"/>
-            <w:tcW w:type="dxa" w:w="3175"/>
-          </w:tcPr>
-          <w:p>
-            <w:pPr>
-              <w:spacing w:before="20" w:after="20"/>
-              <w:jc w:val="center"/>
-            </w:pPr>
-            <w:r/>
-            <w:r>
-              <w:rPr>
-                <w:rFonts w:ascii="Calibri" w:hAnsi="Calibri"/>
-                <w:b/>
-                <w:i w:val="0"/>
-                <w:color w:val="2B547E"/>
-                <w:sz w:val="20"/>
-              </w:rPr>
-              <w:t>Број на протокол</w:t>
-            </w:r>
-            <w:r>
-              <w:rPr>
-                <w:rFonts w:ascii="Calibri" w:hAnsi="Calibri"/>
-                <w:b w:val="0"/>
-                <w:i w:val="0"/>
-                <w:color w:val="2B547E"/>
-                <w:sz w:val="16"/>
-              </w:rPr>
-              <w:t xml:space="preserve"> | </w:t>
-            </w:r>
-            <w:r>
-              <w:rPr>
-                <w:rFonts w:ascii="Calibri" w:hAnsi="Calibri"/>
-                <w:b w:val="0"/>
-                <w:i w:val="0"/>
-                <w:color w:val="2B547E"/>
-                <w:sz w:val="16"/>
-              </w:rPr>
-              <w:t>Protocol No.</w:t>
-            </w:r>
-          </w:p>
-        </w:tc>
-        <w:tc>
-          <w:tcPr>
-            <w:vAlign w:val="center"/>
-            <w:tcW w:type="dxa" w:w="7291"/>
-          </w:tcPr>
-          <w:p>
-            <w:pPr>
-              <w:spacing w:before="20" w:after="20"/>
-              <w:jc w:val="center"/>
-            </w:pPr>
-            <w:r/>
-            <w:r>
-              <w:rPr>
-                <w:rFonts w:ascii="Calibri" w:hAnsi="Calibri"/>
-                <w:b w:val="0"/>
-                <w:i w:val="0"/>
-                <w:color w:val="000000"/>
-                <w:sz w:val="20"/>
-              </w:rPr>
-              <w:t>TVP-L01-26</w:t>
+              <w:t xml:space="preserve">[TVP-L01-26]</w:t>
             </w:r>
           </w:p>
         </w:tc>
